--- a/票务系统完整功能截图文档（最终版）.docx
+++ b/票务系统完整功能截图文档（最终版）.docx
@@ -39,7 +39,7 @@
         <w:t>生成时间：</w:t>
       </w:r>
       <w:r>
-        <w:t>2025-10-30 06:00:43</w:t>
+        <w:t>2025年10月30日 10:10:23</w:t>
         <w:br/>
       </w:r>
       <w:r>
@@ -49,7 +49,17 @@
         <w:t>截图总数：</w:t>
       </w:r>
       <w:r>
-        <w:t>12 张</w:t>
+        <w:t>2 张</w:t>
+        <w:br/>
+      </w:r>
+      <w:r>
+        <w:rPr>
+          <w:b/>
+        </w:rPr>
+        <w:t>语言版本：</w:t>
+      </w:r>
+      <w:r>
+        <w:t>简体中文</w:t>
       </w:r>
     </w:p>
     <w:p/>
@@ -93,7 +103,7 @@
               <w:rPr>
                 <w:b/>
               </w:rPr>
-              <w:t>功能点</w:t>
+              <w:t>功能模块 / 功能点</w:t>
             </w:r>
           </w:p>
         </w:tc>
@@ -136,6 +146,7 @@
             <w:r>
               <w:rPr>
                 <w:b/>
+                <w:sz w:val="20"/>
               </w:rPr>
               <w:t>【系统登录】</w:t>
               <w:br/>
@@ -152,7 +163,7 @@
               <w:rPr>
                 <w:sz w:val="16"/>
               </w:rPr>
-              <w:t>票务系统登录界面</w:t>
+              <w:t>票务系统登录界面（中文）</w:t>
             </w:r>
           </w:p>
         </w:tc>
@@ -223,6 +234,7 @@
             <w:r>
               <w:rPr>
                 <w:b/>
+                <w:sz w:val="20"/>
               </w:rPr>
               <w:t>【系统主页】</w:t>
               <w:br/>
@@ -231,7 +243,7 @@
               <w:rPr>
                 <w:sz w:val="18"/>
               </w:rPr>
-              <w:t>Dashboard</w:t>
+              <w:t>首页Dashboard</w:t>
               <w:br/>
               <w:br/>
             </w:r>
@@ -263,881 +275,11 @@
                     <a:graphicData uri="http://schemas.openxmlformats.org/drawingml/2006/picture">
                       <pic:pic>
                         <pic:nvPicPr>
-                          <pic:cNvPr id="0" name="0002_系统主页_Dashboard.png"/>
+                          <pic:cNvPr id="0" name="0002_系统主页_首页Dashboard.png"/>
                           <pic:cNvPicPr/>
                         </pic:nvPicPr>
                         <pic:blipFill>
                           <a:blip r:embed="rId10"/>
-                          <a:stretch>
-                            <a:fillRect/>
-                          </a:stretch>
-                        </pic:blipFill>
-                        <pic:spPr>
-                          <a:xfrm>
-                            <a:off x="0" y="0"/>
-                            <a:ext cx="3474720" cy="1702975"/>
-                          </a:xfrm>
-                          <a:prstGeom prst="rect"/>
-                        </pic:spPr>
-                      </pic:pic>
-                    </a:graphicData>
-                  </a:graphic>
-                </wp:inline>
-              </w:drawing>
-            </w:r>
-          </w:p>
-        </w:tc>
-      </w:tr>
-      <w:tr>
-        <w:tc>
-          <w:tcPr>
-            <w:tcW w:type="dxa" w:w="720"/>
-          </w:tcPr>
-          <w:p>
-            <w:pPr>
-              <w:jc w:val="center"/>
-            </w:pPr>
-            <w:r>
-              <w:t>3</w:t>
-            </w:r>
-          </w:p>
-        </w:tc>
-        <w:tc>
-          <w:tcPr>
-            <w:tcW w:type="dxa" w:w="3600"/>
-          </w:tcPr>
-          <w:p>
-            <w:r>
-              <w:rPr>
-                <w:b/>
-              </w:rPr>
-              <w:t>【Home】</w:t>
-              <w:br/>
-            </w:r>
-            <w:r>
-              <w:rPr>
-                <w:sz w:val="18"/>
-              </w:rPr>
-              <w:t>Home页面</w:t>
-              <w:br/>
-              <w:br/>
-            </w:r>
-            <w:r>
-              <w:rPr>
-                <w:sz w:val="16"/>
-              </w:rPr>
-              <w:t>Home功能模块</w:t>
-            </w:r>
-          </w:p>
-        </w:tc>
-        <w:tc>
-          <w:tcPr>
-            <w:tcW w:type="dxa" w:w="5760"/>
-          </w:tcPr>
-          <w:p>
-            <w:pPr>
-              <w:jc w:val="center"/>
-            </w:pPr>
-            <w:r>
-              <w:drawing>
-                <wp:inline xmlns:a="http://schemas.openxmlformats.org/drawingml/2006/main" xmlns:pic="http://schemas.openxmlformats.org/drawingml/2006/picture">
-                  <wp:extent cx="3474720" cy="1702975"/>
-                  <wp:docPr id="3" name="Picture 3"/>
-                  <wp:cNvGraphicFramePr>
-                    <a:graphicFrameLocks noChangeAspect="1"/>
-                  </wp:cNvGraphicFramePr>
-                  <a:graphic>
-                    <a:graphicData uri="http://schemas.openxmlformats.org/drawingml/2006/picture">
-                      <pic:pic>
-                        <pic:nvPicPr>
-                          <pic:cNvPr id="0" name="0002_系统主页_Dashboard.png"/>
-                          <pic:cNvPicPr/>
-                        </pic:nvPicPr>
-                        <pic:blipFill>
-                          <a:blip r:embed="rId10"/>
-                          <a:stretch>
-                            <a:fillRect/>
-                          </a:stretch>
-                        </pic:blipFill>
-                        <pic:spPr>
-                          <a:xfrm>
-                            <a:off x="0" y="0"/>
-                            <a:ext cx="3474720" cy="1702975"/>
-                          </a:xfrm>
-                          <a:prstGeom prst="rect"/>
-                        </pic:spPr>
-                      </pic:pic>
-                    </a:graphicData>
-                  </a:graphic>
-                </wp:inline>
-              </w:drawing>
-            </w:r>
-          </w:p>
-        </w:tc>
-      </w:tr>
-      <w:tr>
-        <w:tc>
-          <w:tcPr>
-            <w:tcW w:type="dxa" w:w="720"/>
-          </w:tcPr>
-          <w:p>
-            <w:pPr>
-              <w:jc w:val="center"/>
-            </w:pPr>
-            <w:r>
-              <w:t>4</w:t>
-            </w:r>
-          </w:p>
-        </w:tc>
-        <w:tc>
-          <w:tcPr>
-            <w:tcW w:type="dxa" w:w="3600"/>
-          </w:tcPr>
-          <w:p>
-            <w:r>
-              <w:rPr>
-                <w:b/>
-              </w:rPr>
-              <w:t>【Menu:Ticket】</w:t>
-              <w:br/>
-            </w:r>
-            <w:r>
-              <w:rPr>
-                <w:sz w:val="18"/>
-              </w:rPr>
-              <w:t>Menu:Ticket页面</w:t>
-              <w:br/>
-              <w:br/>
-            </w:r>
-            <w:r>
-              <w:rPr>
-                <w:sz w:val="16"/>
-              </w:rPr>
-              <w:t>Menu:Ticket功能模块</w:t>
-            </w:r>
-          </w:p>
-        </w:tc>
-        <w:tc>
-          <w:tcPr>
-            <w:tcW w:type="dxa" w:w="5760"/>
-          </w:tcPr>
-          <w:p>
-            <w:pPr>
-              <w:jc w:val="center"/>
-            </w:pPr>
-            <w:r>
-              <w:drawing>
-                <wp:inline xmlns:a="http://schemas.openxmlformats.org/drawingml/2006/main" xmlns:pic="http://schemas.openxmlformats.org/drawingml/2006/picture">
-                  <wp:extent cx="3474720" cy="1702975"/>
-                  <wp:docPr id="4" name="Picture 4"/>
-                  <wp:cNvGraphicFramePr>
-                    <a:graphicFrameLocks noChangeAspect="1"/>
-                  </wp:cNvGraphicFramePr>
-                  <a:graphic>
-                    <a:graphicData uri="http://schemas.openxmlformats.org/drawingml/2006/picture">
-                      <pic:pic>
-                        <pic:nvPicPr>
-                          <pic:cNvPr id="0" name="0004_Menu_Ticket_Menu_Ticket页面.png"/>
-                          <pic:cNvPicPr/>
-                        </pic:nvPicPr>
-                        <pic:blipFill>
-                          <a:blip r:embed="rId11"/>
-                          <a:stretch>
-                            <a:fillRect/>
-                          </a:stretch>
-                        </pic:blipFill>
-                        <pic:spPr>
-                          <a:xfrm>
-                            <a:off x="0" y="0"/>
-                            <a:ext cx="3474720" cy="1702975"/>
-                          </a:xfrm>
-                          <a:prstGeom prst="rect"/>
-                        </pic:spPr>
-                      </pic:pic>
-                    </a:graphicData>
-                  </a:graphic>
-                </wp:inline>
-              </w:drawing>
-            </w:r>
-          </w:p>
-        </w:tc>
-      </w:tr>
-      <w:tr>
-        <w:tc>
-          <w:tcPr>
-            <w:tcW w:type="dxa" w:w="720"/>
-          </w:tcPr>
-          <w:p>
-            <w:pPr>
-              <w:jc w:val="center"/>
-            </w:pPr>
-            <w:r>
-              <w:t>5</w:t>
-            </w:r>
-          </w:p>
-        </w:tc>
-        <w:tc>
-          <w:tcPr>
-            <w:tcW w:type="dxa" w:w="3600"/>
-          </w:tcPr>
-          <w:p>
-            <w:r>
-              <w:rPr>
-                <w:b/>
-              </w:rPr>
-              <w:t>【Menu:Booking】</w:t>
-              <w:br/>
-            </w:r>
-            <w:r>
-              <w:rPr>
-                <w:sz w:val="18"/>
-              </w:rPr>
-              <w:t>Menu:Booking页面</w:t>
-              <w:br/>
-              <w:br/>
-            </w:r>
-            <w:r>
-              <w:rPr>
-                <w:sz w:val="16"/>
-              </w:rPr>
-              <w:t>Menu:Booking功能模块</w:t>
-            </w:r>
-          </w:p>
-        </w:tc>
-        <w:tc>
-          <w:tcPr>
-            <w:tcW w:type="dxa" w:w="5760"/>
-          </w:tcPr>
-          <w:p>
-            <w:pPr>
-              <w:jc w:val="center"/>
-            </w:pPr>
-            <w:r>
-              <w:drawing>
-                <wp:inline xmlns:a="http://schemas.openxmlformats.org/drawingml/2006/main" xmlns:pic="http://schemas.openxmlformats.org/drawingml/2006/picture">
-                  <wp:extent cx="3474720" cy="1702975"/>
-                  <wp:docPr id="5" name="Picture 5"/>
-                  <wp:cNvGraphicFramePr>
-                    <a:graphicFrameLocks noChangeAspect="1"/>
-                  </wp:cNvGraphicFramePr>
-                  <a:graphic>
-                    <a:graphicData uri="http://schemas.openxmlformats.org/drawingml/2006/picture">
-                      <pic:pic>
-                        <pic:nvPicPr>
-                          <pic:cNvPr id="0" name="0005_Menu_Booking_Menu_Booking页面.png"/>
-                          <pic:cNvPicPr/>
-                        </pic:nvPicPr>
-                        <pic:blipFill>
-                          <a:blip r:embed="rId12"/>
-                          <a:stretch>
-                            <a:fillRect/>
-                          </a:stretch>
-                        </pic:blipFill>
-                        <pic:spPr>
-                          <a:xfrm>
-                            <a:off x="0" y="0"/>
-                            <a:ext cx="3474720" cy="1702975"/>
-                          </a:xfrm>
-                          <a:prstGeom prst="rect"/>
-                        </pic:spPr>
-                      </pic:pic>
-                    </a:graphicData>
-                  </a:graphic>
-                </wp:inline>
-              </w:drawing>
-            </w:r>
-          </w:p>
-        </w:tc>
-      </w:tr>
-      <w:tr>
-        <w:tc>
-          <w:tcPr>
-            <w:tcW w:type="dxa" w:w="720"/>
-          </w:tcPr>
-          <w:p>
-            <w:pPr>
-              <w:jc w:val="center"/>
-            </w:pPr>
-            <w:r>
-              <w:t>6</w:t>
-            </w:r>
-          </w:p>
-        </w:tc>
-        <w:tc>
-          <w:tcPr>
-            <w:tcW w:type="dxa" w:w="3600"/>
-          </w:tcPr>
-          <w:p>
-            <w:r>
-              <w:rPr>
-                <w:b/>
-              </w:rPr>
-              <w:t>【Menu:LeasesMian】</w:t>
-              <w:br/>
-            </w:r>
-            <w:r>
-              <w:rPr>
-                <w:sz w:val="18"/>
-              </w:rPr>
-              <w:t>Menu:LeasesMian页面</w:t>
-              <w:br/>
-              <w:br/>
-            </w:r>
-            <w:r>
-              <w:rPr>
-                <w:sz w:val="16"/>
-              </w:rPr>
-              <w:t>Menu:LeasesMian功能模块</w:t>
-            </w:r>
-          </w:p>
-        </w:tc>
-        <w:tc>
-          <w:tcPr>
-            <w:tcW w:type="dxa" w:w="5760"/>
-          </w:tcPr>
-          <w:p>
-            <w:pPr>
-              <w:jc w:val="center"/>
-            </w:pPr>
-            <w:r>
-              <w:drawing>
-                <wp:inline xmlns:a="http://schemas.openxmlformats.org/drawingml/2006/main" xmlns:pic="http://schemas.openxmlformats.org/drawingml/2006/picture">
-                  <wp:extent cx="3474720" cy="1702975"/>
-                  <wp:docPr id="6" name="Picture 6"/>
-                  <wp:cNvGraphicFramePr>
-                    <a:graphicFrameLocks noChangeAspect="1"/>
-                  </wp:cNvGraphicFramePr>
-                  <a:graphic>
-                    <a:graphicData uri="http://schemas.openxmlformats.org/drawingml/2006/picture">
-                      <pic:pic>
-                        <pic:nvPicPr>
-                          <pic:cNvPr id="0" name="0006_Menu_LeasesMian_Menu_LeasesMian页面.png"/>
-                          <pic:cNvPicPr/>
-                        </pic:nvPicPr>
-                        <pic:blipFill>
-                          <a:blip r:embed="rId13"/>
-                          <a:stretch>
-                            <a:fillRect/>
-                          </a:stretch>
-                        </pic:blipFill>
-                        <pic:spPr>
-                          <a:xfrm>
-                            <a:off x="0" y="0"/>
-                            <a:ext cx="3474720" cy="1702975"/>
-                          </a:xfrm>
-                          <a:prstGeom prst="rect"/>
-                        </pic:spPr>
-                      </pic:pic>
-                    </a:graphicData>
-                  </a:graphic>
-                </wp:inline>
-              </w:drawing>
-            </w:r>
-          </w:p>
-        </w:tc>
-      </w:tr>
-      <w:tr>
-        <w:tc>
-          <w:tcPr>
-            <w:tcW w:type="dxa" w:w="720"/>
-          </w:tcPr>
-          <w:p>
-            <w:pPr>
-              <w:jc w:val="center"/>
-            </w:pPr>
-            <w:r>
-              <w:t>7</w:t>
-            </w:r>
-          </w:p>
-        </w:tc>
-        <w:tc>
-          <w:tcPr>
-            <w:tcW w:type="dxa" w:w="3600"/>
-          </w:tcPr>
-          <w:p>
-            <w:r>
-              <w:rPr>
-                <w:b/>
-              </w:rPr>
-              <w:t>【Distributors】</w:t>
-              <w:br/>
-            </w:r>
-            <w:r>
-              <w:rPr>
-                <w:sz w:val="18"/>
-              </w:rPr>
-              <w:t>Distributors页面</w:t>
-              <w:br/>
-              <w:br/>
-            </w:r>
-            <w:r>
-              <w:rPr>
-                <w:sz w:val="16"/>
-              </w:rPr>
-              <w:t>Distributors功能模块</w:t>
-            </w:r>
-          </w:p>
-        </w:tc>
-        <w:tc>
-          <w:tcPr>
-            <w:tcW w:type="dxa" w:w="5760"/>
-          </w:tcPr>
-          <w:p>
-            <w:pPr>
-              <w:jc w:val="center"/>
-            </w:pPr>
-            <w:r>
-              <w:drawing>
-                <wp:inline xmlns:a="http://schemas.openxmlformats.org/drawingml/2006/main" xmlns:pic="http://schemas.openxmlformats.org/drawingml/2006/picture">
-                  <wp:extent cx="3474720" cy="1702975"/>
-                  <wp:docPr id="7" name="Picture 7"/>
-                  <wp:cNvGraphicFramePr>
-                    <a:graphicFrameLocks noChangeAspect="1"/>
-                  </wp:cNvGraphicFramePr>
-                  <a:graphic>
-                    <a:graphicData uri="http://schemas.openxmlformats.org/drawingml/2006/picture">
-                      <pic:pic>
-                        <pic:nvPicPr>
-                          <pic:cNvPr id="0" name="0007_Distributors_Distributors页面.png"/>
-                          <pic:cNvPicPr/>
-                        </pic:nvPicPr>
-                        <pic:blipFill>
-                          <a:blip r:embed="rId14"/>
-                          <a:stretch>
-                            <a:fillRect/>
-                          </a:stretch>
-                        </pic:blipFill>
-                        <pic:spPr>
-                          <a:xfrm>
-                            <a:off x="0" y="0"/>
-                            <a:ext cx="3474720" cy="1702975"/>
-                          </a:xfrm>
-                          <a:prstGeom prst="rect"/>
-                        </pic:spPr>
-                      </pic:pic>
-                    </a:graphicData>
-                  </a:graphic>
-                </wp:inline>
-              </w:drawing>
-            </w:r>
-          </w:p>
-        </w:tc>
-      </w:tr>
-      <w:tr>
-        <w:tc>
-          <w:tcPr>
-            <w:tcW w:type="dxa" w:w="720"/>
-          </w:tcPr>
-          <w:p>
-            <w:pPr>
-              <w:jc w:val="center"/>
-            </w:pPr>
-            <w:r>
-              <w:t>8</w:t>
-            </w:r>
-          </w:p>
-        </w:tc>
-        <w:tc>
-          <w:tcPr>
-            <w:tcW w:type="dxa" w:w="3600"/>
-          </w:tcPr>
-          <w:p>
-            <w:r>
-              <w:rPr>
-                <w:b/>
-              </w:rPr>
-              <w:t>【Menu:MiniprogramSetting】</w:t>
-              <w:br/>
-            </w:r>
-            <w:r>
-              <w:rPr>
-                <w:sz w:val="18"/>
-              </w:rPr>
-              <w:t>Menu:MiniprogramSetting页面</w:t>
-              <w:br/>
-              <w:br/>
-            </w:r>
-            <w:r>
-              <w:rPr>
-                <w:sz w:val="16"/>
-              </w:rPr>
-              <w:t>Menu:MiniprogramSetting功能模块</w:t>
-            </w:r>
-          </w:p>
-        </w:tc>
-        <w:tc>
-          <w:tcPr>
-            <w:tcW w:type="dxa" w:w="5760"/>
-          </w:tcPr>
-          <w:p>
-            <w:pPr>
-              <w:jc w:val="center"/>
-            </w:pPr>
-            <w:r>
-              <w:drawing>
-                <wp:inline xmlns:a="http://schemas.openxmlformats.org/drawingml/2006/main" xmlns:pic="http://schemas.openxmlformats.org/drawingml/2006/picture">
-                  <wp:extent cx="3474720" cy="1702975"/>
-                  <wp:docPr id="8" name="Picture 8"/>
-                  <wp:cNvGraphicFramePr>
-                    <a:graphicFrameLocks noChangeAspect="1"/>
-                  </wp:cNvGraphicFramePr>
-                  <a:graphic>
-                    <a:graphicData uri="http://schemas.openxmlformats.org/drawingml/2006/picture">
-                      <pic:pic>
-                        <pic:nvPicPr>
-                          <pic:cNvPr id="0" name="0008_Menu_MiniprogramSetting_Menu_MiniprogramSetting页面.png"/>
-                          <pic:cNvPicPr/>
-                        </pic:nvPicPr>
-                        <pic:blipFill>
-                          <a:blip r:embed="rId15"/>
-                          <a:stretch>
-                            <a:fillRect/>
-                          </a:stretch>
-                        </pic:blipFill>
-                        <pic:spPr>
-                          <a:xfrm>
-                            <a:off x="0" y="0"/>
-                            <a:ext cx="3474720" cy="1702975"/>
-                          </a:xfrm>
-                          <a:prstGeom prst="rect"/>
-                        </pic:spPr>
-                      </pic:pic>
-                    </a:graphicData>
-                  </a:graphic>
-                </wp:inline>
-              </w:drawing>
-            </w:r>
-          </w:p>
-        </w:tc>
-      </w:tr>
-      <w:tr>
-        <w:tc>
-          <w:tcPr>
-            <w:tcW w:type="dxa" w:w="720"/>
-          </w:tcPr>
-          <w:p>
-            <w:pPr>
-              <w:jc w:val="center"/>
-            </w:pPr>
-            <w:r>
-              <w:t>9</w:t>
-            </w:r>
-          </w:p>
-        </w:tc>
-        <w:tc>
-          <w:tcPr>
-            <w:tcW w:type="dxa" w:w="3600"/>
-          </w:tcPr>
-          <w:p>
-            <w:r>
-              <w:rPr>
-                <w:b/>
-              </w:rPr>
-              <w:t>【Menu:ReceiversInit】</w:t>
-              <w:br/>
-            </w:r>
-            <w:r>
-              <w:rPr>
-                <w:sz w:val="18"/>
-              </w:rPr>
-              <w:t>Menu:ReceiversInit页面</w:t>
-              <w:br/>
-              <w:br/>
-            </w:r>
-            <w:r>
-              <w:rPr>
-                <w:sz w:val="16"/>
-              </w:rPr>
-              <w:t>Menu:ReceiversInit功能模块</w:t>
-            </w:r>
-          </w:p>
-        </w:tc>
-        <w:tc>
-          <w:tcPr>
-            <w:tcW w:type="dxa" w:w="5760"/>
-          </w:tcPr>
-          <w:p>
-            <w:pPr>
-              <w:jc w:val="center"/>
-            </w:pPr>
-            <w:r>
-              <w:drawing>
-                <wp:inline xmlns:a="http://schemas.openxmlformats.org/drawingml/2006/main" xmlns:pic="http://schemas.openxmlformats.org/drawingml/2006/picture">
-                  <wp:extent cx="3474720" cy="1702975"/>
-                  <wp:docPr id="9" name="Picture 9"/>
-                  <wp:cNvGraphicFramePr>
-                    <a:graphicFrameLocks noChangeAspect="1"/>
-                  </wp:cNvGraphicFramePr>
-                  <a:graphic>
-                    <a:graphicData uri="http://schemas.openxmlformats.org/drawingml/2006/picture">
-                      <pic:pic>
-                        <pic:nvPicPr>
-                          <pic:cNvPr id="0" name="0009_Menu_ReceiversInit_Menu_ReceiversInit页面.png"/>
-                          <pic:cNvPicPr/>
-                        </pic:nvPicPr>
-                        <pic:blipFill>
-                          <a:blip r:embed="rId16"/>
-                          <a:stretch>
-                            <a:fillRect/>
-                          </a:stretch>
-                        </pic:blipFill>
-                        <pic:spPr>
-                          <a:xfrm>
-                            <a:off x="0" y="0"/>
-                            <a:ext cx="3474720" cy="1702975"/>
-                          </a:xfrm>
-                          <a:prstGeom prst="rect"/>
-                        </pic:spPr>
-                      </pic:pic>
-                    </a:graphicData>
-                  </a:graphic>
-                </wp:inline>
-              </w:drawing>
-            </w:r>
-          </w:p>
-        </w:tc>
-      </w:tr>
-      <w:tr>
-        <w:tc>
-          <w:tcPr>
-            <w:tcW w:type="dxa" w:w="720"/>
-          </w:tcPr>
-          <w:p>
-            <w:pPr>
-              <w:jc w:val="center"/>
-            </w:pPr>
-            <w:r>
-              <w:t>10</w:t>
-            </w:r>
-          </w:p>
-        </w:tc>
-        <w:tc>
-          <w:tcPr>
-            <w:tcW w:type="dxa" w:w="3600"/>
-          </w:tcPr>
-          <w:p>
-            <w:r>
-              <w:rPr>
-                <w:b/>
-              </w:rPr>
-              <w:t>【Menu:Reports】</w:t>
-              <w:br/>
-            </w:r>
-            <w:r>
-              <w:rPr>
-                <w:sz w:val="18"/>
-              </w:rPr>
-              <w:t>Menu:Reports页面</w:t>
-              <w:br/>
-              <w:br/>
-            </w:r>
-            <w:r>
-              <w:rPr>
-                <w:sz w:val="16"/>
-              </w:rPr>
-              <w:t>Menu:Reports功能模块</w:t>
-            </w:r>
-          </w:p>
-        </w:tc>
-        <w:tc>
-          <w:tcPr>
-            <w:tcW w:type="dxa" w:w="5760"/>
-          </w:tcPr>
-          <w:p>
-            <w:pPr>
-              <w:jc w:val="center"/>
-            </w:pPr>
-            <w:r>
-              <w:drawing>
-                <wp:inline xmlns:a="http://schemas.openxmlformats.org/drawingml/2006/main" xmlns:pic="http://schemas.openxmlformats.org/drawingml/2006/picture">
-                  <wp:extent cx="3474720" cy="1702975"/>
-                  <wp:docPr id="10" name="Picture 10"/>
-                  <wp:cNvGraphicFramePr>
-                    <a:graphicFrameLocks noChangeAspect="1"/>
-                  </wp:cNvGraphicFramePr>
-                  <a:graphic>
-                    <a:graphicData uri="http://schemas.openxmlformats.org/drawingml/2006/picture">
-                      <pic:pic>
-                        <pic:nvPicPr>
-                          <pic:cNvPr id="0" name="0010_Menu_Reports_Menu_Reports页面.png"/>
-                          <pic:cNvPicPr/>
-                        </pic:nvPicPr>
-                        <pic:blipFill>
-                          <a:blip r:embed="rId17"/>
-                          <a:stretch>
-                            <a:fillRect/>
-                          </a:stretch>
-                        </pic:blipFill>
-                        <pic:spPr>
-                          <a:xfrm>
-                            <a:off x="0" y="0"/>
-                            <a:ext cx="3474720" cy="1702975"/>
-                          </a:xfrm>
-                          <a:prstGeom prst="rect"/>
-                        </pic:spPr>
-                      </pic:pic>
-                    </a:graphicData>
-                  </a:graphic>
-                </wp:inline>
-              </w:drawing>
-            </w:r>
-          </w:p>
-        </w:tc>
-      </w:tr>
-      <w:tr>
-        <w:tc>
-          <w:tcPr>
-            <w:tcW w:type="dxa" w:w="720"/>
-          </w:tcPr>
-          <w:p>
-            <w:pPr>
-              <w:jc w:val="center"/>
-            </w:pPr>
-            <w:r>
-              <w:t>11</w:t>
-            </w:r>
-          </w:p>
-        </w:tc>
-        <w:tc>
-          <w:tcPr>
-            <w:tcW w:type="dxa" w:w="3600"/>
-          </w:tcPr>
-          <w:p>
-            <w:r>
-              <w:rPr>
-                <w:b/>
-              </w:rPr>
-              <w:t>【Administration】</w:t>
-              <w:br/>
-            </w:r>
-            <w:r>
-              <w:rPr>
-                <w:sz w:val="18"/>
-              </w:rPr>
-              <w:t>Administration页面</w:t>
-              <w:br/>
-              <w:br/>
-            </w:r>
-            <w:r>
-              <w:rPr>
-                <w:sz w:val="16"/>
-              </w:rPr>
-              <w:t>Administration功能模块</w:t>
-            </w:r>
-          </w:p>
-        </w:tc>
-        <w:tc>
-          <w:tcPr>
-            <w:tcW w:type="dxa" w:w="5760"/>
-          </w:tcPr>
-          <w:p>
-            <w:pPr>
-              <w:jc w:val="center"/>
-            </w:pPr>
-            <w:r>
-              <w:drawing>
-                <wp:inline xmlns:a="http://schemas.openxmlformats.org/drawingml/2006/main" xmlns:pic="http://schemas.openxmlformats.org/drawingml/2006/picture">
-                  <wp:extent cx="3474720" cy="1702975"/>
-                  <wp:docPr id="11" name="Picture 11"/>
-                  <wp:cNvGraphicFramePr>
-                    <a:graphicFrameLocks noChangeAspect="1"/>
-                  </wp:cNvGraphicFramePr>
-                  <a:graphic>
-                    <a:graphicData uri="http://schemas.openxmlformats.org/drawingml/2006/picture">
-                      <pic:pic>
-                        <pic:nvPicPr>
-                          <pic:cNvPr id="0" name="0011_Administration_Administration页面.png"/>
-                          <pic:cNvPicPr/>
-                        </pic:nvPicPr>
-                        <pic:blipFill>
-                          <a:blip r:embed="rId18"/>
-                          <a:stretch>
-                            <a:fillRect/>
-                          </a:stretch>
-                        </pic:blipFill>
-                        <pic:spPr>
-                          <a:xfrm>
-                            <a:off x="0" y="0"/>
-                            <a:ext cx="3474720" cy="1702975"/>
-                          </a:xfrm>
-                          <a:prstGeom prst="rect"/>
-                        </pic:spPr>
-                      </pic:pic>
-                    </a:graphicData>
-                  </a:graphic>
-                </wp:inline>
-              </w:drawing>
-            </w:r>
-          </w:p>
-        </w:tc>
-      </w:tr>
-      <w:tr>
-        <w:tc>
-          <w:tcPr>
-            <w:tcW w:type="dxa" w:w="720"/>
-          </w:tcPr>
-          <w:p>
-            <w:pPr>
-              <w:jc w:val="center"/>
-            </w:pPr>
-            <w:r>
-              <w:t>12</w:t>
-            </w:r>
-          </w:p>
-        </w:tc>
-        <w:tc>
-          <w:tcPr>
-            <w:tcW w:type="dxa" w:w="3600"/>
-          </w:tcPr>
-          <w:p>
-            <w:r>
-              <w:rPr>
-                <w:b/>
-              </w:rPr>
-              <w:t>【13811458301】</w:t>
-              <w:br/>
-            </w:r>
-            <w:r>
-              <w:rPr>
-                <w:sz w:val="18"/>
-              </w:rPr>
-              <w:t>13811458301页面</w:t>
-              <w:br/>
-              <w:br/>
-            </w:r>
-            <w:r>
-              <w:rPr>
-                <w:sz w:val="16"/>
-              </w:rPr>
-              <w:t>13811458301功能模块</w:t>
-            </w:r>
-          </w:p>
-        </w:tc>
-        <w:tc>
-          <w:tcPr>
-            <w:tcW w:type="dxa" w:w="5760"/>
-          </w:tcPr>
-          <w:p>
-            <w:pPr>
-              <w:jc w:val="center"/>
-            </w:pPr>
-            <w:r>
-              <w:drawing>
-                <wp:inline xmlns:a="http://schemas.openxmlformats.org/drawingml/2006/main" xmlns:pic="http://schemas.openxmlformats.org/drawingml/2006/picture">
-                  <wp:extent cx="3474720" cy="1702975"/>
-                  <wp:docPr id="12" name="Picture 12"/>
-                  <wp:cNvGraphicFramePr>
-                    <a:graphicFrameLocks noChangeAspect="1"/>
-                  </wp:cNvGraphicFramePr>
-                  <a:graphic>
-                    <a:graphicData uri="http://schemas.openxmlformats.org/drawingml/2006/picture">
-                      <pic:pic>
-                        <pic:nvPicPr>
-                          <pic:cNvPr id="0" name="0012_13811458301_13811458301页面.png"/>
-                          <pic:cNvPicPr/>
-                        </pic:nvPicPr>
-                        <pic:blipFill>
-                          <a:blip r:embed="rId19"/>
                           <a:stretch>
                             <a:fillRect/>
                           </a:stretch>
